--- a/downloads/documents/04 Units/Unit 04 - Environmental Design and Management - Spaces We Live In/Project 04 - Design a Room.docx
+++ b/downloads/documents/04 Units/Unit 04 - Environmental Design and Management - Spaces We Live In/Project 04 - Design a Room.docx
@@ -1804,7 +1804,7 @@
         <w:t xml:space="preserve"> </w:t>
       </w:r>
       <w:r>
-        <w:t xml:space="preserve">The Turkish, Portuguese, and Spanish lines are to be verified by a native speaker.</w:t>
+        <w:t xml:space="preserve">The Spanish lines are to be verified by a native speaker.</w:t>
       </w:r>
     </w:p>
     <w:tbl>
@@ -1814,10 +1814,8 @@
         <w:tblLook w:firstRow="1"/>
       </w:tblPr>
       <w:tblGrid>
-        <w:gridCol w:w="1980"/>
-        <w:gridCol w:w="1980"/>
-        <w:gridCol w:w="1980"/>
-        <w:gridCol w:w="1980"/>
+        <w:gridCol w:w="3960"/>
+        <w:gridCol w:w="3960"/>
       </w:tblGrid>
       <w:tr>
         <w:trPr>
@@ -1853,40 +1851,6 @@
               <w:jc w:val="left"/>
             </w:pPr>
             <w:r>
-              <w:t xml:space="preserve">Turkish</w:t>
-            </w:r>
-          </w:p>
-        </w:tc>
-        <w:tc>
-          <w:tcPr>
-            <w:tcBorders>
-              <w:bottom w:val="single"/>
-            </w:tcBorders>
-            <w:vAlign w:val="bottom"/>
-          </w:tcPr>
-          <w:p>
-            <w:pPr>
-              <w:pStyle w:val="Compact"/>
-              <w:jc w:val="left"/>
-            </w:pPr>
-            <w:r>
-              <w:t xml:space="preserve">Portuguese</w:t>
-            </w:r>
-          </w:p>
-        </w:tc>
-        <w:tc>
-          <w:tcPr>
-            <w:tcBorders>
-              <w:bottom w:val="single"/>
-            </w:tcBorders>
-            <w:vAlign w:val="bottom"/>
-          </w:tcPr>
-          <w:p>
-            <w:pPr>
-              <w:pStyle w:val="Compact"/>
-              <w:jc w:val="left"/>
-            </w:pPr>
-            <w:r>
               <w:t xml:space="preserve">Spanish</w:t>
             </w:r>
           </w:p>
@@ -1911,28 +1875,6 @@
               <w:jc w:val="left"/>
             </w:pPr>
             <w:r>
-              <w:t xml:space="preserve">Müşterim ___.</w:t>
-            </w:r>
-          </w:p>
-        </w:tc>
-        <w:tc>
-          <w:p>
-            <w:pPr>
-              <w:pStyle w:val="Compact"/>
-              <w:jc w:val="left"/>
-            </w:pPr>
-            <w:r>
-              <w:t xml:space="preserve">Meu cliente é ___.</w:t>
-            </w:r>
-          </w:p>
-        </w:tc>
-        <w:tc>
-          <w:p>
-            <w:pPr>
-              <w:pStyle w:val="Compact"/>
-              <w:jc w:val="left"/>
-            </w:pPr>
-            <w:r>
               <w:t xml:space="preserve">Mi cliente es ___.</w:t>
             </w:r>
           </w:p>
@@ -1957,28 +1899,6 @@
               <w:jc w:val="left"/>
             </w:pPr>
             <w:r>
-              <w:t xml:space="preserve">Müşterinin ___ ihtiyacı var çünkü ___.</w:t>
-            </w:r>
-          </w:p>
-        </w:tc>
-        <w:tc>
-          <w:p>
-            <w:pPr>
-              <w:pStyle w:val="Compact"/>
-              <w:jc w:val="left"/>
-            </w:pPr>
-            <w:r>
-              <w:t xml:space="preserve">O cliente precisa de ___ porque ___.</w:t>
-            </w:r>
-          </w:p>
-        </w:tc>
-        <w:tc>
-          <w:p>
-            <w:pPr>
-              <w:pStyle w:val="Compact"/>
-              <w:jc w:val="left"/>
-            </w:pPr>
-            <w:r>
               <w:t xml:space="preserve">El cliente necesita ___ porque ___.</w:t>
             </w:r>
           </w:p>
@@ -2003,28 +1923,6 @@
               <w:jc w:val="left"/>
             </w:pPr>
             <w:r>
-              <w:t xml:space="preserve">Kapıdan yatağa giden yol ___ inç.</w:t>
-            </w:r>
-          </w:p>
-        </w:tc>
-        <w:tc>
-          <w:p>
-            <w:pPr>
-              <w:pStyle w:val="Compact"/>
-              <w:jc w:val="left"/>
-            </w:pPr>
-            <w:r>
-              <w:t xml:space="preserve">O caminho da porta até a cama tem ___ polegadas.</w:t>
-            </w:r>
-          </w:p>
-        </w:tc>
-        <w:tc>
-          <w:p>
-            <w:pPr>
-              <w:pStyle w:val="Compact"/>
-              <w:jc w:val="left"/>
-            </w:pPr>
-            <w:r>
               <w:t xml:space="preserve">El camino de la puerta a la cama mide ___ pulgadas.</w:t>
             </w:r>
           </w:p>
@@ -2049,28 +1947,6 @@
               <w:jc w:val="left"/>
             </w:pPr>
             <w:r>
-              <w:t xml:space="preserve">Vergi dahil toplam ___ dolar, ___ dolarlık bütçenin altında.</w:t>
-            </w:r>
-          </w:p>
-        </w:tc>
-        <w:tc>
-          <w:p>
-            <w:pPr>
-              <w:pStyle w:val="Compact"/>
-              <w:jc w:val="left"/>
-            </w:pPr>
-            <w:r>
-              <w:t xml:space="preserve">O total é $___ com imposto, abaixo do orçamento de $___.</w:t>
-            </w:r>
-          </w:p>
-        </w:tc>
-        <w:tc>
-          <w:p>
-            <w:pPr>
-              <w:pStyle w:val="Compact"/>
-              <w:jc w:val="left"/>
-            </w:pPr>
-            <w:r>
               <w:t xml:space="preserve">El total es $___ con impuesto, por debajo del presupuesto de $___.</w:t>
             </w:r>
           </w:p>
@@ -2095,28 +1971,6 @@
               <w:jc w:val="left"/>
             </w:pPr>
             <w:r>
-              <w:t xml:space="preserve">___ için para biriktirmek amacıyla ___ ikinci el aldım.</w:t>
-            </w:r>
-          </w:p>
-        </w:tc>
-        <w:tc>
-          <w:p>
-            <w:pPr>
-              <w:pStyle w:val="Compact"/>
-              <w:jc w:val="left"/>
-            </w:pPr>
-            <w:r>
-              <w:t xml:space="preserve">Escolhi ___ de segunda mão para economizar para ___.</w:t>
-            </w:r>
-          </w:p>
-        </w:tc>
-        <w:tc>
-          <w:p>
-            <w:pPr>
-              <w:pStyle w:val="Compact"/>
-              <w:jc w:val="left"/>
-            </w:pPr>
-            <w:r>
               <w:t xml:space="preserve">Elegí ___ de segunda mano para ahorrar para ___.</w:t>
             </w:r>
           </w:p>
@@ -2131,28 +1985,6 @@
             </w:pPr>
             <w:r>
               <w:t xml:space="preserve">The color scheme is ___ and the mood is ___.</w:t>
-            </w:r>
-          </w:p>
-        </w:tc>
-        <w:tc>
-          <w:p>
-            <w:pPr>
-              <w:pStyle w:val="Compact"/>
-              <w:jc w:val="left"/>
-            </w:pPr>
-            <w:r>
-              <w:t xml:space="preserve">Renk düzeni ___ ve hava ___.</w:t>
-            </w:r>
-          </w:p>
-        </w:tc>
-        <w:tc>
-          <w:p>
-            <w:pPr>
-              <w:pStyle w:val="Compact"/>
-              <w:jc w:val="left"/>
-            </w:pPr>
-            <w:r>
-              <w:t xml:space="preserve">O esquema de cores é ___ e o clima é ___.</w:t>
             </w:r>
           </w:p>
         </w:tc>
@@ -2187,68 +2019,6 @@
                 <w:b/>
               </w:rPr>
               <w:t xml:space="preserve">. The safe feature is</w:t>
-            </w:r>
-            <w:r>
-              <w:rPr>
-                <w:i/>
-                <w:b/>
-              </w:rPr>
-              <w:t xml:space="preserve"> </w:t>
-            </w:r>
-            <w:r>
-              <w:t xml:space="preserve">.</w:t>
-            </w:r>
-          </w:p>
-        </w:tc>
-        <w:tc>
-          <w:p>
-            <w:pPr>
-              <w:pStyle w:val="Compact"/>
-              <w:jc w:val="left"/>
-            </w:pPr>
-            <w:r>
-              <w:t xml:space="preserve">Çevreci seçim</w:t>
-            </w:r>
-            <w:r>
-              <w:t xml:space="preserve"> </w:t>
-            </w:r>
-            <w:r>
-              <w:rPr>
-                <w:i/>
-                <w:b/>
-              </w:rPr>
-              <w:t xml:space="preserve">. Güvenlik özelliği</w:t>
-            </w:r>
-            <w:r>
-              <w:rPr>
-                <w:i/>
-                <w:b/>
-              </w:rPr>
-              <w:t xml:space="preserve"> </w:t>
-            </w:r>
-            <w:r>
-              <w:t xml:space="preserve">.</w:t>
-            </w:r>
-          </w:p>
-        </w:tc>
-        <w:tc>
-          <w:p>
-            <w:pPr>
-              <w:pStyle w:val="Compact"/>
-              <w:jc w:val="left"/>
-            </w:pPr>
-            <w:r>
-              <w:t xml:space="preserve">A escolha verde é</w:t>
-            </w:r>
-            <w:r>
-              <w:t xml:space="preserve"> </w:t>
-            </w:r>
-            <w:r>
-              <w:rPr>
-                <w:i/>
-                <w:b/>
-              </w:rPr>
-              <w:t xml:space="preserve">. O recurso de segurança é</w:t>
             </w:r>
             <w:r>
               <w:rPr>

--- a/downloads/documents/04 Units/Unit 04 - Environmental Design and Management - Spaces We Live In/Project 04 - Design a Room.docx
+++ b/downloads/documents/04 Units/Unit 04 - Environmental Design and Management - Spaces We Live In/Project 04 - Design a Room.docx
@@ -1069,7 +1069,7 @@
               <w:jc w:val="left"/>
             </w:pPr>
             <w:r>
-              <w:t xml:space="preserve">A shoebox or foam board model (or the isometric drawing alternative) at a scale written on it, walls and floor, door and windows where the plan has them, every piece of furniture from the plan to scale, the color scheme from Lesson 4.8 applied and named, a GREEN label and a SAFE label each with a one-sentence reason for this client, the client card mounted, and a two-sentence justification card</w:t>
+              <w:t xml:space="preserve">A shoebox or foam board model (or the isometric drawing alternative) at a scale written on it, walls and floor, door and windows where the plan has them, every piece of furniture from the plan to scale, the color scheme from Lesson 4.8 applied and named, one texture from the Lesson 4.9 mood board, a GREEN label and a SAFE label each with a one-sentence reason for this client, the client card mounted, and a two-sentence justification card</w:t>
             </w:r>
           </w:p>
         </w:tc>

--- a/downloads/documents/04 Units/Unit 04 - Environmental Design and Management - Spaces We Live In/Project 04 - Design a Room.docx
+++ b/downloads/documents/04 Units/Unit 04 - Environmental Design and Management - Spaces We Live In/Project 04 - Design a Room.docx
@@ -278,7 +278,7 @@
         <w:pStyle w:val="FirstParagraph"/>
       </w:pPr>
       <w:r>
-        <w:t xml:space="preserve">You are a designer. Somebody has hired you. They have a room, a need, and a budget. Your job is to design a room that solves their problem, prove on paper that it fits and that they can move through it, pay for it without going over, build a model they can hold, and pitch it to them in sixty seconds.</w:t>
+        <w:t xml:space="preserve">You are a designer. Somebody has hired you. They have a room, a need, and a budget. Your job has five parts. Design a room that solves their problem. Prove on paper that everything fits and that they can move through it. Pay for it without going over budget. Build a model they can hold. Pitch it to them in 60 seconds.</w:t>
       </w:r>
     </w:p>
     <w:p>
@@ -1115,7 +1115,7 @@
               <w:jc w:val="left"/>
             </w:pPr>
             <w:r>
-              <w:t xml:space="preserve">Sixty seconds to your client: the client and the need, the plan and the path, the budget total and the hardest trade-off, the color scheme and the mood, the green and safe features. Every teammate speaks. Then one question from the client, answered in one sentence.</w:t>
+              <w:t xml:space="preserve">60 seconds to your client: the client and the need, the plan and the path, the budget total and the hardest trade-off, the color scheme and the mood, the green and safe features. Every teammate speaks. Then one question from the client, answered in one sentence.</w:t>
             </w:r>
           </w:p>
         </w:tc>
